--- a/public/resume/amine-boularbah-resume.docx
+++ b/public/resume/amine-boularbah-resume.docx
@@ -427,6 +427,48 @@
       </w:r>
     </w:p>
     <w:p>
+      <w:r/>
+      <w:hyperlink r:id="rId16">
+        <w:r>
+          <w:rPr>
+            <w:color w:val="000000"/>
+            <w:u w:val="single"/>
+          </w:rPr>
+          <w:t>Verify iOS certificate on Coursera</w:t>
+        </w:r>
+      </w:hyperlink>
+      <w:r/>
+    </w:p>
+    <w:p>
+      <w:pPr>
+        <w:pStyle w:val="Heading2"/>
+      </w:pPr>
+      <w:r>
+        <w:t>React Native Certificate, Meta</w:t>
+      </w:r>
+    </w:p>
+    <w:p>
+      <w:pPr>
+        <w:keepNext w:val="0"/>
+      </w:pPr>
+      <w:r>
+        <w:t>2024</w:t>
+      </w:r>
+    </w:p>
+    <w:p>
+      <w:r/>
+      <w:hyperlink r:id="rId17">
+        <w:r>
+          <w:rPr>
+            <w:color w:val="000000"/>
+            <w:u w:val="single"/>
+          </w:rPr>
+          <w:t>Verify React Native certificate on Coursera</w:t>
+        </w:r>
+      </w:hyperlink>
+      <w:r/>
+    </w:p>
+    <w:p>
       <w:pPr>
         <w:pStyle w:val="Heading1"/>
       </w:pPr>

--- a/public/resume/amine-boularbah-resume.docx
+++ b/public/resume/amine-boularbah-resume.docx
@@ -376,6 +376,37 @@
         <w:pStyle w:val="Heading2"/>
       </w:pPr>
       <w:r>
+        <w:t>Founder &amp; Developer at Fielduro</w:t>
+      </w:r>
+    </w:p>
+    <w:p>
+      <w:pPr>
+        <w:keepNext/>
+      </w:pPr>
+      <w:r>
+        <w:t xml:space="preserve">Malaga · Present · </w:t>
+      </w:r>
+      <w:hyperlink r:id="rId15">
+        <w:r>
+          <w:rPr>
+            <w:color w:val="000000"/>
+            <w:u w:val="single"/>
+          </w:rPr>
+          <w:t>fielduro.com</w:t>
+        </w:r>
+      </w:hyperlink>
+      <w:r/>
+    </w:p>
+    <w:p>
+      <w:r>
+        <w:t>Built a product for independent service businesses that connects estimates, work orders, invoices, and receipts. Designed linked job documents, customer-ready PDFs, and payment tracking.</w:t>
+      </w:r>
+    </w:p>
+    <w:p>
+      <w:pPr>
+        <w:pStyle w:val="Heading2"/>
+      </w:pPr>
+      <w:r>
         <w:t>Founder &amp; Developer at Flura</w:t>
       </w:r>
     </w:p>
@@ -386,7 +417,7 @@
       <w:r>
         <w:t xml:space="preserve">Malaga · Jan 2026 to Present · </w:t>
       </w:r>
-      <w:hyperlink r:id="rId15">
+      <w:hyperlink r:id="rId16">
         <w:r>
           <w:rPr>
             <w:color w:val="000000"/>
@@ -428,7 +459,7 @@
     </w:p>
     <w:p>
       <w:r/>
-      <w:hyperlink r:id="rId16">
+      <w:hyperlink r:id="rId17">
         <w:r>
           <w:rPr>
             <w:color w:val="000000"/>
@@ -457,7 +488,7 @@
     </w:p>
     <w:p>
       <w:r/>
-      <w:hyperlink r:id="rId17">
+      <w:hyperlink r:id="rId18">
         <w:r>
           <w:rPr>
             <w:color w:val="000000"/>
@@ -932,12 +963,13 @@
     <w:rsid w:val="00FC693F"/>
     <w:pPr>
       <w:widowControl/>
-      <w:spacing w:line="252" w:lineRule="auto" w:after="80"/>
+      <w:spacing w:line="252" w:lineRule="auto" w:after="60"/>
     </w:pPr>
     <w:rPr>
       <w:rFonts w:ascii="Arial" w:hAnsi="Arial"/>
       <w:color w:val="000000"/>
       <w:sz w:val="21"/>
+      <w:lang w:val="en-GB"/>
     </w:rPr>
   </w:style>
   <w:style w:type="paragraph" w:styleId="Header">
@@ -996,7 +1028,7 @@
       <w:keepNext/>
       <w:keepLines/>
       <w:widowControl/>
-      <w:spacing w:before="200" w:after="80" w:line="252" w:lineRule="auto"/>
+      <w:spacing w:before="160" w:after="60" w:line="252" w:lineRule="auto"/>
       <w:outlineLvl w:val="0"/>
     </w:pPr>
     <w:rPr>
@@ -1006,6 +1038,7 @@
       <w:color w:val="000000"/>
       <w:sz w:val="24"/>
       <w:szCs w:val="28"/>
+      <w:lang w:val="en-GB"/>
     </w:rPr>
   </w:style>
   <w:style w:type="paragraph" w:styleId="Heading2">
@@ -1021,7 +1054,7 @@
       <w:keepNext/>
       <w:keepLines/>
       <w:widowControl/>
-      <w:spacing w:before="200" w:after="80" w:line="252" w:lineRule="auto"/>
+      <w:spacing w:before="160" w:after="60" w:line="252" w:lineRule="auto"/>
       <w:outlineLvl w:val="1"/>
     </w:pPr>
     <w:rPr>
@@ -1031,6 +1064,7 @@
       <w:color w:val="000000"/>
       <w:sz w:val="21"/>
       <w:szCs w:val="26"/>
+      <w:lang w:val="en-GB"/>
     </w:rPr>
   </w:style>
   <w:style w:type="paragraph" w:styleId="Heading3">
@@ -1284,7 +1318,7 @@
     <w:rsid w:val="00FC693F"/>
     <w:pPr>
       <w:widowControl/>
-      <w:spacing w:after="80" w:line="252" w:lineRule="auto"/>
+      <w:spacing w:after="60" w:line="252" w:lineRule="auto"/>
       <w:contextualSpacing/>
     </w:pPr>
     <w:rPr>
@@ -1294,6 +1328,7 @@
       <w:kern w:val="28"/>
       <w:sz w:val="48"/>
       <w:szCs w:val="52"/>
+      <w:lang w:val="en-GB"/>
     </w:rPr>
   </w:style>
   <w:style w:type="character" w:customStyle="1" w:styleId="TitleChar">
@@ -1467,13 +1502,14 @@
       <w:numPr>
         <w:numId w:val="1"/>
       </w:numPr>
-      <w:spacing w:line="252" w:lineRule="auto" w:after="80"/>
+      <w:spacing w:line="252" w:lineRule="auto" w:after="60"/>
       <w:contextualSpacing/>
     </w:pPr>
     <w:rPr>
       <w:rFonts w:ascii="Arial" w:hAnsi="Arial"/>
       <w:color w:val="000000"/>
       <w:sz w:val="21"/>
+      <w:lang w:val="en-GB"/>
     </w:rPr>
   </w:style>
   <w:style w:type="paragraph" w:styleId="ListBullet2">

--- a/public/resume/amine-boularbah-resume.docx
+++ b/public/resume/amine-boularbah-resume.docx
@@ -120,7 +120,7 @@
         <w:pStyle w:val="Heading2"/>
       </w:pPr>
       <w:r>
-        <w:t>Lead Mobile Engineer at 433</w:t>
+        <w:t>Lead Mobile Engineer at 433 football</w:t>
       </w:r>
     </w:p>
     <w:p>
@@ -128,7 +128,7 @@
         <w:keepNext/>
       </w:pPr>
       <w:r>
-        <w:t>Remote (EU-Based) · Sept 2025 to Present</w:t>
+        <w:t>Málaga, Spain · Remote · Sept 2025 to Present</w:t>
       </w:r>
     </w:p>
     <w:p>
@@ -136,7 +136,40 @@
         <w:pStyle w:val="ListBullet"/>
       </w:pPr>
       <w:r>
-        <w:t>Leading a team of 5 engineers on the full rebuild of the official 433 mobile app, serving a global community of 77M+ football fans</w:t>
+        <w:t xml:space="preserve">Lead a team of 5 engineers rebuilding the official </w:t>
+      </w:r>
+      <w:r>
+        <w:rPr>
+          <w:b/>
+        </w:rPr>
+        <w:t>433 mobile app</w:t>
+      </w:r>
+      <w:r>
+        <w:t xml:space="preserve">, serving a global community of </w:t>
+      </w:r>
+      <w:r>
+        <w:rPr>
+          <w:b/>
+        </w:rPr>
+        <w:t>77M+ football fans</w:t>
+      </w:r>
+      <w:r/>
+    </w:p>
+    <w:p>
+      <w:pPr>
+        <w:pStyle w:val="ListBullet"/>
+      </w:pPr>
+      <w:r>
+        <w:t xml:space="preserve">Architected the application from the ground up using </w:t>
+      </w:r>
+      <w:r>
+        <w:rPr>
+          <w:b/>
+        </w:rPr>
+        <w:t>Clean Architecture, BLoC, and a multi-package monorepo</w:t>
+      </w:r>
+      <w:r>
+        <w:t>, establishing the foundation for mobile development at 433</w:t>
       </w:r>
     </w:p>
     <w:p>
@@ -144,7 +177,49 @@
         <w:pStyle w:val="ListBullet"/>
       </w:pPr>
       <w:r>
-        <w:t>Architected the complete application from zero using Clean Architecture, a multi-modular monorepo, and scalable state management, now the foundation for all mobile development at 433</w:t>
+        <w:t xml:space="preserve">Designed and implemented </w:t>
+      </w:r>
+      <w:r>
+        <w:rPr>
+          <w:b/>
+        </w:rPr>
+        <w:t>real-time live updates with SignalR</w:t>
+      </w:r>
+      <w:r>
+        <w:t xml:space="preserve"> and native live experiences using </w:t>
+      </w:r>
+      <w:r>
+        <w:rPr>
+          <w:b/>
+        </w:rPr>
+        <w:t>Swift/SwiftUI + ActivityKit on iOS</w:t>
+      </w:r>
+      <w:r>
+        <w:t xml:space="preserve"> and </w:t>
+      </w:r>
+      <w:r>
+        <w:rPr>
+          <w:b/>
+        </w:rPr>
+        <w:t>Kotlin on Android</w:t>
+      </w:r>
+      <w:r/>
+    </w:p>
+    <w:p>
+      <w:pPr>
+        <w:pStyle w:val="ListBullet"/>
+      </w:pPr>
+      <w:r>
+        <w:t xml:space="preserve">Owned complex integrations including </w:t>
+      </w:r>
+      <w:r>
+        <w:rPr>
+          <w:b/>
+        </w:rPr>
+        <w:t>Segment CDP and Airship</w:t>
+      </w:r>
+      <w:r>
+        <w:t>, partnering with Marketing and Analytics teams to deliver tracking, engagement, and customer-data requirements</w:t>
       </w:r>
     </w:p>
     <w:p>
@@ -152,7 +227,25 @@
         <w:pStyle w:val="ListBullet"/>
       </w:pPr>
       <w:r>
-        <w:t>Own all technical decisions including testing strategy, CI/CD pipelines, code standards, and architecture reviews across the mobile team</w:t>
+        <w:t xml:space="preserve">Optimized </w:t>
+      </w:r>
+      <w:r>
+        <w:rPr>
+          <w:b/>
+        </w:rPr>
+        <w:t>GitHub Actions/Fastlane CI/CD pipelines</w:t>
+      </w:r>
+      <w:r>
+        <w:t xml:space="preserve">, reducing execution time by </w:t>
+      </w:r>
+      <w:r>
+        <w:rPr>
+          <w:b/>
+        </w:rPr>
+        <w:t>47%</w:t>
+      </w:r>
+      <w:r>
+        <w:t xml:space="preserve"> and accelerating development and release cycles</w:t>
       </w:r>
     </w:p>
     <w:p>
@@ -160,23 +253,16 @@
         <w:pStyle w:val="ListBullet"/>
       </w:pPr>
       <w:r>
-        <w:t>Drive complex third-party integrations including Airship, Segment, and analytics infrastructure</w:t>
+        <w:t xml:space="preserve">Own architecture, technical decisions, and complex feature delivery while </w:t>
       </w:r>
-    </w:p>
-    <w:p>
-      <w:pPr>
-        <w:pStyle w:val="ListBullet"/>
-      </w:pPr>
       <w:r>
-        <w:t>Partner with product, design, and backend leads to shape roadmap feasibility and technical priorities</w:t>
+        <w:rPr>
+          <w:b/>
+        </w:rPr>
+        <w:t>mentoring 5 engineers</w:t>
       </w:r>
-    </w:p>
-    <w:p>
-      <w:pPr>
-        <w:pStyle w:val="ListBullet"/>
-      </w:pPr>
       <w:r>
-        <w:t>Mentor engineers on architecture, BLoC state management, and code quality, raising team output and consistency</w:t>
+        <w:t>, reviewing PRs, and driving engineering standards across the mobile team</w:t>
       </w:r>
     </w:p>
     <w:p>
@@ -192,7 +278,7 @@
         <w:keepNext/>
       </w:pPr>
       <w:r>
-        <w:t>Remote (U.S.-Based) · Sept 2021 to Aug 2025</w:t>
+        <w:t>Remote · Sept 2021 to Aug 2025</w:t>
       </w:r>
     </w:p>
     <w:p>
@@ -337,7 +423,7 @@
         <w:pStyle w:val="Heading1"/>
       </w:pPr>
       <w:r>
-        <w:t>Products</w:t>
+        <w:t>Independent Products</w:t>
       </w:r>
     </w:p>
     <w:p>
@@ -345,7 +431,7 @@
         <w:pStyle w:val="Heading2"/>
       </w:pPr>
       <w:r>
-        <w:t>Founder &amp; Developer at Receipto</w:t>
+        <w:t>Founder &amp; Mobile Engineer at AppWrapp LLC</w:t>
       </w:r>
     </w:p>
     <w:p>
@@ -353,7 +439,12 @@
         <w:keepNext/>
       </w:pPr>
       <w:r>
-        <w:t xml:space="preserve">Malaga · May 2025 to Present · </w:t>
+        <w:t>Málaga, Spain · Remote · Jan 2024 to Present</w:t>
+      </w:r>
+    </w:p>
+    <w:p>
+      <w:r>
+        <w:t xml:space="preserve">Build and maintain independent software products through </w:t>
       </w:r>
       <w:hyperlink r:id="rId14">
         <w:r>
@@ -361,103 +452,53 @@
             <w:color w:val="000000"/>
             <w:u w:val="single"/>
           </w:rPr>
-          <w:t>receipto.app</w:t>
+          <w:t>AppWrapp</w:t>
         </w:r>
       </w:hyperlink>
-      <w:r/>
-    </w:p>
-    <w:p>
       <w:r>
-        <w:t>Built and launched an AI-powered receipt scanner and expense manager for iOS, now generating recurring revenue with 400+ App Store ratings. Full ownership across product, architecture, AI integration, App Store optimization, and paid acquisition. Features include AI OCR scanning, a Magic Email inbox for automatic receipt processing, and tax-ready exports.</w:t>
+        <w:t>, owning product development, technical architecture, integrations, releases, and ongoing improvements.</w:t>
       </w:r>
     </w:p>
     <w:p>
       <w:pPr>
-        <w:pStyle w:val="Heading2"/>
+        <w:pStyle w:val="ListBullet"/>
       </w:pPr>
-      <w:r>
-        <w:t>Founder &amp; Developer at Fielduro</w:t>
-      </w:r>
-    </w:p>
-    <w:p>
-      <w:pPr>
-        <w:keepNext/>
-      </w:pPr>
-      <w:r>
-        <w:t xml:space="preserve">Malaga · Present · </w:t>
-      </w:r>
+      <w:r/>
       <w:hyperlink r:id="rId15">
         <w:r>
           <w:rPr>
             <w:color w:val="000000"/>
             <w:u w:val="single"/>
           </w:rPr>
-          <w:t>fielduro.com</w:t>
+          <w:t>Receipto</w:t>
         </w:r>
       </w:hyperlink>
-      <w:r/>
-    </w:p>
-    <w:p>
       <w:r>
-        <w:t>Built a product for independent service businesses that connects estimates, work orders, invoices, and receipts. Designed linked job documents, customer-ready PDFs, and payment tracking.</w:t>
+        <w:t>: Built and launched a receipt management app with smart scanning, automatic email receipt processing, and export workflows for freelancers and small businesses.</w:t>
       </w:r>
     </w:p>
     <w:p>
       <w:pPr>
-        <w:pStyle w:val="Heading2"/>
+        <w:pStyle w:val="ListBullet"/>
       </w:pPr>
-      <w:r>
-        <w:t>Founder &amp; Developer at Flura</w:t>
-      </w:r>
-    </w:p>
-    <w:p>
-      <w:pPr>
-        <w:keepNext/>
-      </w:pPr>
-      <w:r>
-        <w:t xml:space="preserve">Malaga · Jan 2026 to Present · </w:t>
-      </w:r>
+      <w:r/>
       <w:hyperlink r:id="rId16">
         <w:r>
           <w:rPr>
             <w:color w:val="000000"/>
             <w:u w:val="single"/>
           </w:rPr>
-          <w:t>flura.app</w:t>
+          <w:t>Fielduro</w:t>
         </w:r>
       </w:hyperlink>
-      <w:r/>
-    </w:p>
-    <w:p>
       <w:r>
-        <w:t>Built and launched a health tracking app for people with chronic conditions, featuring AI pattern recognition and physician-formatted PDF reports. End-to-end ownership: Flutter app, AI report generation, analytics infrastructure, and growth strategy.</w:t>
+        <w:t>: Built connected workflows for estimates, work orders, invoices, and receipts, including customer-ready PDFs and payment tracking for independent service businesses.</w:t>
       </w:r>
     </w:p>
     <w:p>
       <w:pPr>
-        <w:pStyle w:val="Heading1"/>
+        <w:pStyle w:val="ListBullet"/>
       </w:pPr>
-      <w:r>
-        <w:t>Certifications</w:t>
-      </w:r>
-    </w:p>
-    <w:p>
-      <w:pPr>
-        <w:pStyle w:val="Heading2"/>
-      </w:pPr>
-      <w:r>
-        <w:t>iOS Developer Professional Certificate, Meta</w:t>
-      </w:r>
-    </w:p>
-    <w:p>
-      <w:pPr>
-        <w:keepNext w:val="0"/>
-      </w:pPr>
-      <w:r>
-        <w:t>Aug 2024 to Nov 2024</w:t>
-      </w:r>
-    </w:p>
-    <w:p>
       <w:r/>
       <w:hyperlink r:id="rId17">
         <w:r>
@@ -465,39 +506,17 @@
             <w:color w:val="000000"/>
             <w:u w:val="single"/>
           </w:rPr>
-          <w:t>Verify iOS certificate on Coursera</w:t>
+          <w:t>Flura</w:t>
         </w:r>
       </w:hyperlink>
-      <w:r/>
-    </w:p>
-    <w:p>
-      <w:pPr>
-        <w:pStyle w:val="Heading2"/>
-      </w:pPr>
       <w:r>
-        <w:t>React Native Certificate, Meta</w:t>
+        <w:t>: Built and launched a health-tracking app for people with chronic conditions, featuring symptom logging, health history, and shareable reports for clinician appointments.</w:t>
       </w:r>
     </w:p>
     <w:p>
-      <w:pPr>
-        <w:keepNext w:val="0"/>
-      </w:pPr>
       <w:r>
-        <w:t>2024</w:t>
+        <w:t>Hands-on responsibilities span application development, backend integrations, subscription billing, analytics, and App Store optimization &amp; scaling.</w:t>
       </w:r>
-    </w:p>
-    <w:p>
-      <w:r/>
-      <w:hyperlink r:id="rId18">
-        <w:r>
-          <w:rPr>
-            <w:color w:val="000000"/>
-            <w:u w:val="single"/>
-          </w:rPr>
-          <w:t>Verify React Native certificate on Coursera</w:t>
-        </w:r>
-      </w:hyperlink>
-      <w:r/>
     </w:p>
     <w:p>
       <w:pPr>
@@ -528,12 +547,49 @@
         <w:pStyle w:val="Heading1"/>
       </w:pPr>
       <w:r>
+        <w:t>Certifications</w:t>
+      </w:r>
+    </w:p>
+    <w:p>
+      <w:pPr>
+        <w:pStyle w:val="Heading2"/>
+      </w:pPr>
+      <w:r>
+        <w:t>iOS Developer Professional Certificate, Meta</w:t>
+      </w:r>
+    </w:p>
+    <w:p>
+      <w:pPr>
+        <w:keepNext w:val="0"/>
+      </w:pPr>
+      <w:r>
+        <w:t>Aug 2024 to Nov 2024</w:t>
+      </w:r>
+    </w:p>
+    <w:p>
+      <w:r/>
+      <w:hyperlink r:id="rId18">
+        <w:r>
+          <w:rPr>
+            <w:color w:val="000000"/>
+            <w:u w:val="single"/>
+          </w:rPr>
+          <w:t>Verify iOS certificate on Coursera</w:t>
+        </w:r>
+      </w:hyperlink>
+      <w:r/>
+    </w:p>
+    <w:p>
+      <w:pPr>
+        <w:pStyle w:val="Heading1"/>
+      </w:pPr>
+      <w:r>
         <w:t>Skills</w:t>
       </w:r>
     </w:p>
     <w:p>
       <w:r>
-        <w:t>Flutter/Dart; Swift/SwiftUI; Kotlin/Java; React Native; NestJS/TypeScript; Firebase Suite; PostgreSQL; Clean Architecture; MVC/MVVM; Riverpod/Provider; BLoC/Cubit; RESTful APIs/GraphQL; Git/GitFlow; Codemagic; Unit, Integration, UI Testing; Test-Driven Development (TDD); Agile (Scrum/Kanban); Leadership &amp; Team Management</w:t>
+        <w:t>Flutter/Dart; Swift/SwiftUI; Kotlin/Java; NestJS/TypeScript; Clean Architecture; MVC/MVVM; Riverpod/Provider; BLoC/Cubit; RESTful APIs/GraphQL; Git/GitFlow; Codemagic; Unit, Integration, UI Testing; Test-Driven Development (TDD); Agile (Scrum/Kanban); Leadership &amp; Team Management</w:t>
       </w:r>
     </w:p>
     <w:p>
@@ -809,7 +865,7 @@
         <w:rFonts w:asciiTheme="minorHAnsi" w:eastAsiaTheme="minorEastAsia" w:hAnsiTheme="minorHAnsi" w:cstheme="minorBidi"/>
         <w:sz w:val="22"/>
         <w:szCs w:val="22"/>
-        <w:lang w:val="en-US" w:eastAsia="en-US" w:bidi="ar-SA"/>
+        <w:lang w:val="en-GB" w:eastAsia="en-US" w:bidi="ar-SA"/>
       </w:rPr>
     </w:rPrDefault>
     <w:pPrDefault>
